--- a/task 7.1/real time systems.docx
+++ b/task 7.1/real time systems.docx
@@ -26,16 +26,14 @@
         <w:rPr>
           <w:lang w:val="en-GB"/>
         </w:rPr>
-        <w:t xml:space="preserve">My project is </w:t>
-      </w:r>
-      <w:proofErr w:type="gramStart"/>
-      <w:r>
-        <w:rPr>
-          <w:lang w:val="en-GB"/>
-        </w:rPr>
-        <w:t>a</w:t>
-      </w:r>
-      <w:proofErr w:type="gramEnd"/>
+        <w:t>My project is a</w:t>
+      </w:r>
+      <w:r>
+        <w:rPr>
+          <w:lang w:val="en-GB"/>
+        </w:rPr>
+        <w:t>n</w:t>
+      </w:r>
       <w:r>
         <w:rPr>
           <w:lang w:val="en-GB"/>
@@ -46,16 +44,26 @@
         <w:rPr>
           <w:lang w:val="en-GB"/>
         </w:rPr>
-        <w:t xml:space="preserve">moisture detection buggy with remote control </w:t>
-      </w:r>
-      <w:proofErr w:type="spellStart"/>
-      <w:r>
-        <w:rPr>
-          <w:lang w:val="en-GB"/>
-        </w:rPr>
-        <w:t>capability’s</w:t>
-      </w:r>
-      <w:proofErr w:type="spellEnd"/>
+        <w:t xml:space="preserve">moisture detection </w:t>
+      </w:r>
+      <w:r>
+        <w:rPr>
+          <w:lang w:val="en-GB"/>
+        </w:rPr>
+        <w:t>robot</w:t>
+      </w:r>
+      <w:r>
+        <w:rPr>
+          <w:lang w:val="en-GB"/>
+        </w:rPr>
+        <w:t xml:space="preserve"> with remote control </w:t>
+      </w:r>
+      <w:r>
+        <w:rPr>
+          <w:lang w:val="en-GB"/>
+        </w:rPr>
+        <w:t>capabilities</w:t>
+      </w:r>
       <w:r>
         <w:rPr>
           <w:lang w:val="en-GB"/>
@@ -275,8 +283,33 @@
         <w:rPr>
           <w:lang w:val="en-GB"/>
         </w:rPr>
-        <w:t>Robot Cassy</w:t>
-      </w:r>
+        <w:t>Robot C</w:t>
+      </w:r>
+      <w:r>
+        <w:rPr>
+          <w:lang w:val="en-GB"/>
+        </w:rPr>
+        <w:t>h</w:t>
+      </w:r>
+      <w:r>
+        <w:rPr>
+          <w:lang w:val="en-GB"/>
+        </w:rPr>
+        <w:t>ass</w:t>
+      </w:r>
+      <w:r>
+        <w:rPr>
+          <w:lang w:val="en-GB"/>
+        </w:rPr>
+        <w:t>is</w:t>
+      </w:r>
+    </w:p>
+    <w:p>
+      <w:pPr>
+        <w:rPr>
+          <w:lang w:val="en-GB"/>
+        </w:rPr>
+      </w:pPr>
     </w:p>
     <w:p>
       <w:pPr>
@@ -294,49 +327,70 @@
         </w:rPr>
         <w:t>the soft requirements</w:t>
       </w:r>
-    </w:p>
-    <w:p>
-      <w:pPr>
-        <w:rPr>
-          <w:lang w:val="en-GB"/>
-        </w:rPr>
-      </w:pPr>
-      <w:r>
-        <w:rPr>
-          <w:lang w:val="en-GB"/>
-        </w:rPr>
-        <w:t xml:space="preserve">The main soft requirements </w:t>
-      </w:r>
-      <w:r>
-        <w:t>apply</w:t>
-      </w:r>
-      <w:r>
-        <w:t xml:space="preserve"> to the IR camera data collection and GPS logging. a delay in processing an image or updating a coordinate does not result in a system crash, but merely a slightly less accurate moisture map.</w:t>
-      </w:r>
-    </w:p>
-    <w:p>
-      <w:pPr>
-        <w:rPr>
-          <w:lang w:val="en-GB"/>
-        </w:rPr>
-      </w:pPr>
-    </w:p>
-    <w:p>
-      <w:pPr>
+      <w:r>
         <w:rPr>
           <w:b/>
           <w:bCs/>
           <w:lang w:val="en-GB"/>
         </w:rPr>
-      </w:pPr>
-      <w:r>
+        <w:t>:</w:t>
+      </w:r>
+    </w:p>
+    <w:p>
+      <w:pPr>
+        <w:rPr>
+          <w:lang w:val="en-GB"/>
+        </w:rPr>
+      </w:pPr>
+      <w:r>
+        <w:rPr>
+          <w:lang w:val="en-GB"/>
+        </w:rPr>
+        <w:t xml:space="preserve">The main soft requirements </w:t>
+      </w:r>
+      <w:r>
+        <w:t>apply to the IR camera data collection and GPS logging. a delay in processing an image or updating a coordinate does not result in a</w:t>
+      </w:r>
+      <w:r>
+        <w:t>ny catastrophic damage but</w:t>
+      </w:r>
+      <w:r>
+        <w:t xml:space="preserve"> </w:t>
+      </w:r>
+      <w:r>
+        <w:t>will still give a</w:t>
+      </w:r>
+      <w:r>
+        <w:t xml:space="preserve"> less accurate moisture map.</w:t>
+      </w:r>
+      <w:r>
+        <w:t xml:space="preserve"> </w:t>
+      </w:r>
+    </w:p>
+    <w:p>
+      <w:pPr>
         <w:rPr>
           <w:b/>
           <w:bCs/>
           <w:lang w:val="en-GB"/>
         </w:rPr>
+      </w:pPr>
+      <w:r>
+        <w:rPr>
+          <w:b/>
+          <w:bCs/>
+          <w:lang w:val="en-GB"/>
+        </w:rPr>
         <w:t>The hard requirements</w:t>
       </w:r>
+      <w:r>
+        <w:rPr>
+          <w:b/>
+          <w:bCs/>
+          <w:lang w:val="en-GB"/>
+        </w:rPr>
+        <w:t>:</w:t>
+      </w:r>
     </w:p>
     <w:p>
       <w:r>
@@ -352,13 +406,7 @@
         <w:t xml:space="preserve">i.e. The </w:t>
       </w:r>
       <w:r>
-        <w:t xml:space="preserve">ultrasonic </w:t>
-      </w:r>
-      <w:r>
-        <w:t>sensors:</w:t>
-      </w:r>
-      <w:r>
-        <w:t xml:space="preserve"> if the system fails to process a "stop" command before physical contact, the </w:t>
+        <w:t xml:space="preserve">ultrasonic sensors: if the system fails to process a "stop" command before physical contact, the </w:t>
       </w:r>
       <w:r>
         <w:t xml:space="preserve">buggy could become stuck and </w:t>
@@ -409,11 +457,9 @@
       <w:r>
         <w:t xml:space="preserve"> for the </w:t>
       </w:r>
-      <w:proofErr w:type="spellStart"/>
-      <w:r>
-        <w:t>ultra sonic</w:t>
-      </w:r>
-      <w:proofErr w:type="spellEnd"/>
+      <w:r>
+        <w:t>ultra-sonic</w:t>
+      </w:r>
       <w:r>
         <w:t xml:space="preserve"> sensor</w:t>
       </w:r>
@@ -469,11 +515,6 @@
       </w:r>
     </w:p>
     <w:p>
-      <w:pPr>
-        <w:rPr>
-          <w:lang w:val="en-GB"/>
-        </w:rPr>
-      </w:pPr>
       <w:r>
         <w:t>The use of Interrupts is</w:t>
       </w:r>
@@ -481,16 +522,29 @@
         <w:t xml:space="preserve"> beneficial</w:t>
       </w:r>
       <w:r>
-        <w:t xml:space="preserve"> because it provides a deterministic response. In the narrow, dark environment of a sub-floor, the buggy must react to obstacles with precision. If we used "polling" (checking the sensor in a standard loop), a slow moisture sensor </w:t>
-      </w:r>
-      <w:r>
-        <w:t xml:space="preserve">read </w:t>
+        <w:t xml:space="preserve"> because it provides a deterministic response. In the narrow, dark environment of a sub-floor, the buggy must react to obstacles with precision. If we used "polling" a slow moisture sensor read </w:t>
       </w:r>
       <w:r>
         <w:t xml:space="preserve">coupled with the long GPS readings </w:t>
       </w:r>
       <w:r>
-        <w:t>could delay the obstacle check just long enough for the buggy to hit a pillar. Interrupts ensure that safety-critical tasks always take priority over data-collection tasks.</w:t>
+        <w:t xml:space="preserve">could delay the obstacle check just long enough for the buggy to hit </w:t>
+      </w:r>
+      <w:r>
+        <w:t>something</w:t>
+      </w:r>
+      <w:r>
+        <w:t>. Interrupts ensure that safety-critical tasks always take priority over data-collection tasks.</w:t>
+      </w:r>
+    </w:p>
+    <w:p>
+      <w:pPr>
+        <w:rPr>
+          <w:lang w:val="en-GB"/>
+        </w:rPr>
+      </w:pPr>
+      <w:r>
+        <w:t xml:space="preserve">The use of multithreading will allow everything to run simultaneously without any need for interrupts and minimise delays when it comes to motor control. </w:t>
       </w:r>
     </w:p>
     <w:p>
@@ -1387,6 +1441,7 @@
   <w:style w:type="character" w:default="1" w:styleId="DefaultParagraphFont">
     <w:name w:val="Default Paragraph Font"/>
     <w:uiPriority w:val="1"/>
+    <w:semiHidden/>
     <w:unhideWhenUsed/>
   </w:style>
   <w:style w:type="table" w:default="1" w:styleId="TableNormal">
